--- a/files/week1/korean/Wk1_L1_notes_prof.docx
+++ b/files/week1/korean/Wk1_L1_notes_prof.docx
@@ -1,6 +1,6 @@
 
 <file path=word/document.xml><?xml version="1.0" encoding="utf-8"?>
-<w:document xmlns:wpc="http://schemas.microsoft.com/office/word/2010/wordprocessingCanvas" xmlns:cx="http://schemas.microsoft.com/office/drawing/2014/chartex" xmlns:cx1="http://schemas.microsoft.com/office/drawing/2015/9/8/chartex" xmlns:cx2="http://schemas.microsoft.com/office/drawing/2015/10/21/chartex" xmlns:cx3="http://schemas.microsoft.com/office/drawing/2016/5/9/chartex" xmlns:cx4="http://schemas.microsoft.com/office/drawing/2016/5/10/chartex" xmlns:cx5="http://schemas.microsoft.com/office/drawing/2016/5/11/chartex" xmlns:cx6="http://schemas.microsoft.com/office/drawing/2016/5/12/chartex" xmlns:cx7="http://schemas.microsoft.com/office/drawing/2016/5/13/chartex" xmlns:cx8="http://schemas.microsoft.com/office/drawing/2016/5/14/chartex" xmlns:mc="http://schemas.openxmlformats.org/markup-compatibility/2006" xmlns:aink="http://schemas.microsoft.com/office/drawing/2016/ink" xmlns:am3d="http://schemas.microsoft.com/office/drawing/2017/model3d" xmlns:o="urn:schemas-microsoft-com:office:office" xmlns:oel="http://schemas.microsoft.com/office/2019/extlst" xmlns:r="http://schemas.openxmlformats.org/officeDocument/2006/relationships" xmlns:m="http://schemas.openxmlformats.org/officeDocument/2006/math" xmlns:v="urn:schemas-microsoft-com:vml" xmlns:wp14="http://schemas.microsoft.com/office/word/2010/wordprocessingDrawing" xmlns:wp="http://schemas.openxmlformats.org/drawingml/2006/wordprocessingDrawing" xmlns:w10="urn:schemas-microsoft-com:office:word" xmlns:w="http://schemas.openxmlformats.org/wordprocessingml/2006/main" xmlns:w14="http://schemas.microsoft.com/office/word/2010/wordml" xmlns:w15="http://schemas.microsoft.com/office/word/2012/wordml" xmlns:w16cex="http://schemas.microsoft.com/office/word/2018/wordml/cex" xmlns:w16cid="http://schemas.microsoft.com/office/word/2016/wordml/cid" xmlns:w16="http://schemas.microsoft.com/office/word/2018/wordml" xmlns:w16du="http://schemas.microsoft.com/office/word/2023/wordml/word16du" xmlns:w16sdtdh="http://schemas.microsoft.com/office/word/2020/wordml/sdtdatahash" xmlns:w16sdtfl="http://schemas.microsoft.com/office/word/2024/wordml/sdtformatlock" xmlns:w16se="http://schemas.microsoft.com/office/word/2015/wordml/symex" xmlns:wpg="http://schemas.microsoft.com/office/word/2010/wordprocessingGroup" xmlns:wpi="http://schemas.microsoft.com/office/word/2010/wordprocessingInk" xmlns:wne="http://schemas.microsoft.com/office/word/2006/wordml" xmlns:wps="http://schemas.microsoft.com/office/word/2010/wordprocessingShape" mc:Ignorable="w14 w15 w16se w16cid w16 w16cex w16sdtdh w16sdtfl w16du wp14">
+<w:document xmlns:wpc="http://schemas.microsoft.com/office/word/2010/wordprocessingCanvas" xmlns:cx="http://schemas.microsoft.com/office/drawing/2014/chartex" xmlns:cx1="http://schemas.microsoft.com/office/drawing/2015/9/8/chartex" xmlns:cx2="http://schemas.microsoft.com/office/drawing/2015/10/21/chartex" xmlns:cx3="http://schemas.microsoft.com/office/drawing/2016/5/9/chartex" xmlns:cx4="http://schemas.microsoft.com/office/drawing/2016/5/10/chartex" xmlns:cx5="http://schemas.microsoft.com/office/drawing/2016/5/11/chartex" xmlns:cx6="http://schemas.microsoft.com/office/drawing/2016/5/12/chartex" xmlns:cx7="http://schemas.microsoft.com/office/drawing/2016/5/13/chartex" xmlns:cx8="http://schemas.microsoft.com/office/drawing/2016/5/14/chartex" xmlns:mc="http://schemas.openxmlformats.org/markup-compatibility/2006" xmlns:aink="http://schemas.microsoft.com/office/drawing/2016/ink" xmlns:am3d="http://schemas.microsoft.com/office/drawing/2017/model3d" xmlns:o="urn:schemas-microsoft-com:office:office" xmlns:oel="http://schemas.microsoft.com/office/2019/extlst" xmlns:r="http://schemas.openxmlformats.org/officeDocument/2006/relationships" xmlns:m="http://schemas.openxmlformats.org/officeDocument/2006/math" xmlns:v="urn:schemas-microsoft-com:vml" xmlns:wp14="http://schemas.microsoft.com/office/word/2010/wordprocessingDrawing" xmlns:wp="http://schemas.openxmlformats.org/drawingml/2006/wordprocessingDrawing" xmlns:w10="urn:schemas-microsoft-com:office:word" xmlns:w="http://schemas.openxmlformats.org/wordprocessingml/2006/main" xmlns:w14="http://schemas.microsoft.com/office/word/2010/wordml" xmlns:w15="http://schemas.microsoft.com/office/word/2012/wordml" xmlns:w16cei="http://schemas.microsoft.com/office/word/2026/wordml/cei" xmlns:w16cex="http://schemas.microsoft.com/office/word/2018/wordml/cex" xmlns:w16cid="http://schemas.microsoft.com/office/word/2016/wordml/cid" xmlns:w16="http://schemas.microsoft.com/office/word/2018/wordml" xmlns:w16du="http://schemas.microsoft.com/office/word/2023/wordml/word16du" xmlns:w16sdtdh="http://schemas.microsoft.com/office/word/2020/wordml/sdtdatahash" xmlns:w16sdtfl="http://schemas.microsoft.com/office/word/2024/wordml/sdtformatlock" xmlns:w16se="http://schemas.microsoft.com/office/word/2015/wordml/symex" xmlns:wpg="http://schemas.microsoft.com/office/word/2010/wordprocessingGroup" xmlns:wpi="http://schemas.microsoft.com/office/word/2010/wordprocessingInk" xmlns:wne="http://schemas.microsoft.com/office/word/2006/wordml" xmlns:wps="http://schemas.microsoft.com/office/word/2010/wordprocessingShape" mc:Ignorable="w14 w15 w16se w16cid w16 w16cex w16sdtdh w16sdtfl w16du wp14">
   <w:background w:color="FFFFFF" w:themeColor="background1"/>
   <w:body>
     <w:p>
@@ -17004,7 +17004,17 @@
                 <w:w w:val="95"/>
                 <w:sz w:val="24"/>
               </w:rPr>
-              <w:t>12,000</w:t>
+              <w:t>5</w:t>
+            </w:r>
+            <w:r>
+              <w:rPr>
+                <w:noProof/>
+                <w:color w:val="4472C4"/>
+                <w:spacing w:val="-5"/>
+                <w:w w:val="95"/>
+                <w:sz w:val="24"/>
+              </w:rPr>
+              <w:t>,000</w:t>
             </w:r>
           </w:p>
         </w:tc>
@@ -17046,7 +17056,17 @@
                 <w:w w:val="95"/>
                 <w:sz w:val="24"/>
               </w:rPr>
-              <w:t>12,000</w:t>
+              <w:t>5</w:t>
+            </w:r>
+            <w:r>
+              <w:rPr>
+                <w:noProof/>
+                <w:color w:val="4472C4"/>
+                <w:spacing w:val="-5"/>
+                <w:w w:val="95"/>
+                <w:sz w:val="24"/>
+              </w:rPr>
+              <w:t>,000</w:t>
             </w:r>
           </w:p>
         </w:tc>
@@ -29615,7 +29635,7 @@
 </file>
 
 <file path=word/endnotes.xml><?xml version="1.0" encoding="utf-8"?>
-<w:endnotes xmlns:wpc="http://schemas.microsoft.com/office/word/2010/wordprocessingCanvas" xmlns:cx="http://schemas.microsoft.com/office/drawing/2014/chartex" xmlns:cx1="http://schemas.microsoft.com/office/drawing/2015/9/8/chartex" xmlns:cx2="http://schemas.microsoft.com/office/drawing/2015/10/21/chartex" xmlns:cx3="http://schemas.microsoft.com/office/drawing/2016/5/9/chartex" xmlns:cx4="http://schemas.microsoft.com/office/drawing/2016/5/10/chartex" xmlns:cx5="http://schemas.microsoft.com/office/drawing/2016/5/11/chartex" xmlns:cx6="http://schemas.microsoft.com/office/drawing/2016/5/12/chartex" xmlns:cx7="http://schemas.microsoft.com/office/drawing/2016/5/13/chartex" xmlns:cx8="http://schemas.microsoft.com/office/drawing/2016/5/14/chartex" xmlns:mc="http://schemas.openxmlformats.org/markup-compatibility/2006" xmlns:aink="http://schemas.microsoft.com/office/drawing/2016/ink" xmlns:am3d="http://schemas.microsoft.com/office/drawing/2017/model3d" xmlns:o="urn:schemas-microsoft-com:office:office" xmlns:oel="http://schemas.microsoft.com/office/2019/extlst" xmlns:r="http://schemas.openxmlformats.org/officeDocument/2006/relationships" xmlns:m="http://schemas.openxmlformats.org/officeDocument/2006/math" xmlns:v="urn:schemas-microsoft-com:vml" xmlns:wp14="http://schemas.microsoft.com/office/word/2010/wordprocessingDrawing" xmlns:wp="http://schemas.openxmlformats.org/drawingml/2006/wordprocessingDrawing" xmlns:w10="urn:schemas-microsoft-com:office:word" xmlns:w="http://schemas.openxmlformats.org/wordprocessingml/2006/main" xmlns:w14="http://schemas.microsoft.com/office/word/2010/wordml" xmlns:w15="http://schemas.microsoft.com/office/word/2012/wordml" xmlns:w16cex="http://schemas.microsoft.com/office/word/2018/wordml/cex" xmlns:w16cid="http://schemas.microsoft.com/office/word/2016/wordml/cid" xmlns:w16="http://schemas.microsoft.com/office/word/2018/wordml" xmlns:w16du="http://schemas.microsoft.com/office/word/2023/wordml/word16du" xmlns:w16sdtdh="http://schemas.microsoft.com/office/word/2020/wordml/sdtdatahash" xmlns:w16sdtfl="http://schemas.microsoft.com/office/word/2024/wordml/sdtformatlock" xmlns:w16se="http://schemas.microsoft.com/office/word/2015/wordml/symex" xmlns:wpg="http://schemas.microsoft.com/office/word/2010/wordprocessingGroup" xmlns:wpi="http://schemas.microsoft.com/office/word/2010/wordprocessingInk" xmlns:wne="http://schemas.microsoft.com/office/word/2006/wordml" xmlns:wps="http://schemas.microsoft.com/office/word/2010/wordprocessingShape" mc:Ignorable="w14 w15 w16se w16cid w16 w16cex w16sdtdh w16sdtfl w16du wp14">
+<w:endnotes xmlns:wpc="http://schemas.microsoft.com/office/word/2010/wordprocessingCanvas" xmlns:cx="http://schemas.microsoft.com/office/drawing/2014/chartex" xmlns:cx1="http://schemas.microsoft.com/office/drawing/2015/9/8/chartex" xmlns:cx2="http://schemas.microsoft.com/office/drawing/2015/10/21/chartex" xmlns:cx3="http://schemas.microsoft.com/office/drawing/2016/5/9/chartex" xmlns:cx4="http://schemas.microsoft.com/office/drawing/2016/5/10/chartex" xmlns:cx5="http://schemas.microsoft.com/office/drawing/2016/5/11/chartex" xmlns:cx6="http://schemas.microsoft.com/office/drawing/2016/5/12/chartex" xmlns:cx7="http://schemas.microsoft.com/office/drawing/2016/5/13/chartex" xmlns:cx8="http://schemas.microsoft.com/office/drawing/2016/5/14/chartex" xmlns:mc="http://schemas.openxmlformats.org/markup-compatibility/2006" xmlns:aink="http://schemas.microsoft.com/office/drawing/2016/ink" xmlns:am3d="http://schemas.microsoft.com/office/drawing/2017/model3d" xmlns:o="urn:schemas-microsoft-com:office:office" xmlns:oel="http://schemas.microsoft.com/office/2019/extlst" xmlns:r="http://schemas.openxmlformats.org/officeDocument/2006/relationships" xmlns:m="http://schemas.openxmlformats.org/officeDocument/2006/math" xmlns:v="urn:schemas-microsoft-com:vml" xmlns:wp14="http://schemas.microsoft.com/office/word/2010/wordprocessingDrawing" xmlns:wp="http://schemas.openxmlformats.org/drawingml/2006/wordprocessingDrawing" xmlns:w10="urn:schemas-microsoft-com:office:word" xmlns:w="http://schemas.openxmlformats.org/wordprocessingml/2006/main" xmlns:w14="http://schemas.microsoft.com/office/word/2010/wordml" xmlns:w15="http://schemas.microsoft.com/office/word/2012/wordml" xmlns:w16cei="http://schemas.microsoft.com/office/word/2026/wordml/cei" xmlns:w16cex="http://schemas.microsoft.com/office/word/2018/wordml/cex" xmlns:w16cid="http://schemas.microsoft.com/office/word/2016/wordml/cid" xmlns:w16="http://schemas.microsoft.com/office/word/2018/wordml" xmlns:w16du="http://schemas.microsoft.com/office/word/2023/wordml/word16du" xmlns:w16sdtdh="http://schemas.microsoft.com/office/word/2020/wordml/sdtdatahash" xmlns:w16sdtfl="http://schemas.microsoft.com/office/word/2024/wordml/sdtformatlock" xmlns:w16se="http://schemas.microsoft.com/office/word/2015/wordml/symex" xmlns:wpg="http://schemas.microsoft.com/office/word/2010/wordprocessingGroup" xmlns:wpi="http://schemas.microsoft.com/office/word/2010/wordprocessingInk" xmlns:wne="http://schemas.microsoft.com/office/word/2006/wordml" xmlns:wps="http://schemas.microsoft.com/office/word/2010/wordprocessingShape" mc:Ignorable="w14 w15 w16se w16cid w16 w16cex w16sdtdh w16sdtfl w16du wp14">
   <w:endnote w:type="separator" w:id="-1">
     <w:p>
       <w:r>
@@ -29637,7 +29657,7 @@
 </file>
 
 <file path=word/footer1.xml><?xml version="1.0" encoding="utf-8"?>
-<w:ftr xmlns:wpc="http://schemas.microsoft.com/office/word/2010/wordprocessingCanvas" xmlns:cx="http://schemas.microsoft.com/office/drawing/2014/chartex" xmlns:cx1="http://schemas.microsoft.com/office/drawing/2015/9/8/chartex" xmlns:cx2="http://schemas.microsoft.com/office/drawing/2015/10/21/chartex" xmlns:cx3="http://schemas.microsoft.com/office/drawing/2016/5/9/chartex" xmlns:cx4="http://schemas.microsoft.com/office/drawing/2016/5/10/chartex" xmlns:cx5="http://schemas.microsoft.com/office/drawing/2016/5/11/chartex" xmlns:cx6="http://schemas.microsoft.com/office/drawing/2016/5/12/chartex" xmlns:cx7="http://schemas.microsoft.com/office/drawing/2016/5/13/chartex" xmlns:cx8="http://schemas.microsoft.com/office/drawing/2016/5/14/chartex" xmlns:mc="http://schemas.openxmlformats.org/markup-compatibility/2006" xmlns:aink="http://schemas.microsoft.com/office/drawing/2016/ink" xmlns:am3d="http://schemas.microsoft.com/office/drawing/2017/model3d" xmlns:o="urn:schemas-microsoft-com:office:office" xmlns:oel="http://schemas.microsoft.com/office/2019/extlst" xmlns:r="http://schemas.openxmlformats.org/officeDocument/2006/relationships" xmlns:m="http://schemas.openxmlformats.org/officeDocument/2006/math" xmlns:v="urn:schemas-microsoft-com:vml" xmlns:wp14="http://schemas.microsoft.com/office/word/2010/wordprocessingDrawing" xmlns:wp="http://schemas.openxmlformats.org/drawingml/2006/wordprocessingDrawing" xmlns:w10="urn:schemas-microsoft-com:office:word" xmlns:w="http://schemas.openxmlformats.org/wordprocessingml/2006/main" xmlns:w14="http://schemas.microsoft.com/office/word/2010/wordml" xmlns:w15="http://schemas.microsoft.com/office/word/2012/wordml" xmlns:w16cex="http://schemas.microsoft.com/office/word/2018/wordml/cex" xmlns:w16cid="http://schemas.microsoft.com/office/word/2016/wordml/cid" xmlns:w16="http://schemas.microsoft.com/office/word/2018/wordml" xmlns:w16du="http://schemas.microsoft.com/office/word/2023/wordml/word16du" xmlns:w16sdtdh="http://schemas.microsoft.com/office/word/2020/wordml/sdtdatahash" xmlns:w16sdtfl="http://schemas.microsoft.com/office/word/2024/wordml/sdtformatlock" xmlns:w16se="http://schemas.microsoft.com/office/word/2015/wordml/symex" xmlns:wpg="http://schemas.microsoft.com/office/word/2010/wordprocessingGroup" xmlns:wpi="http://schemas.microsoft.com/office/word/2010/wordprocessingInk" xmlns:wne="http://schemas.microsoft.com/office/word/2006/wordml" xmlns:wps="http://schemas.microsoft.com/office/word/2010/wordprocessingShape" mc:Ignorable="w14 w15 w16se w16cid w16 w16cex w16sdtdh w16sdtfl w16du wp14">
+<w:ftr xmlns:wpc="http://schemas.microsoft.com/office/word/2010/wordprocessingCanvas" xmlns:cx="http://schemas.microsoft.com/office/drawing/2014/chartex" xmlns:cx1="http://schemas.microsoft.com/office/drawing/2015/9/8/chartex" xmlns:cx2="http://schemas.microsoft.com/office/drawing/2015/10/21/chartex" xmlns:cx3="http://schemas.microsoft.com/office/drawing/2016/5/9/chartex" xmlns:cx4="http://schemas.microsoft.com/office/drawing/2016/5/10/chartex" xmlns:cx5="http://schemas.microsoft.com/office/drawing/2016/5/11/chartex" xmlns:cx6="http://schemas.microsoft.com/office/drawing/2016/5/12/chartex" xmlns:cx7="http://schemas.microsoft.com/office/drawing/2016/5/13/chartex" xmlns:cx8="http://schemas.microsoft.com/office/drawing/2016/5/14/chartex" xmlns:mc="http://schemas.openxmlformats.org/markup-compatibility/2006" xmlns:aink="http://schemas.microsoft.com/office/drawing/2016/ink" xmlns:am3d="http://schemas.microsoft.com/office/drawing/2017/model3d" xmlns:o="urn:schemas-microsoft-com:office:office" xmlns:oel="http://schemas.microsoft.com/office/2019/extlst" xmlns:r="http://schemas.openxmlformats.org/officeDocument/2006/relationships" xmlns:m="http://schemas.openxmlformats.org/officeDocument/2006/math" xmlns:v="urn:schemas-microsoft-com:vml" xmlns:wp14="http://schemas.microsoft.com/office/word/2010/wordprocessingDrawing" xmlns:wp="http://schemas.openxmlformats.org/drawingml/2006/wordprocessingDrawing" xmlns:w10="urn:schemas-microsoft-com:office:word" xmlns:w="http://schemas.openxmlformats.org/wordprocessingml/2006/main" xmlns:w14="http://schemas.microsoft.com/office/word/2010/wordml" xmlns:w15="http://schemas.microsoft.com/office/word/2012/wordml" xmlns:w16cei="http://schemas.microsoft.com/office/word/2026/wordml/cei" xmlns:w16cex="http://schemas.microsoft.com/office/word/2018/wordml/cex" xmlns:w16cid="http://schemas.microsoft.com/office/word/2016/wordml/cid" xmlns:w16="http://schemas.microsoft.com/office/word/2018/wordml" xmlns:w16du="http://schemas.microsoft.com/office/word/2023/wordml/word16du" xmlns:w16sdtdh="http://schemas.microsoft.com/office/word/2020/wordml/sdtdatahash" xmlns:w16sdtfl="http://schemas.microsoft.com/office/word/2024/wordml/sdtformatlock" xmlns:w16se="http://schemas.microsoft.com/office/word/2015/wordml/symex" xmlns:wpg="http://schemas.microsoft.com/office/word/2010/wordprocessingGroup" xmlns:wpi="http://schemas.microsoft.com/office/word/2010/wordprocessingInk" xmlns:wne="http://schemas.microsoft.com/office/word/2006/wordml" xmlns:wps="http://schemas.microsoft.com/office/word/2010/wordprocessingShape" mc:Ignorable="w14 w15 w16se w16cid w16 w16cex w16sdtdh w16sdtfl w16du wp14">
   <w:p>
     <w:pPr>
       <w:pStyle w:val="Footer"/>
@@ -29703,7 +29723,7 @@
 </file>
 
 <file path=word/footnotes.xml><?xml version="1.0" encoding="utf-8"?>
-<w:footnotes xmlns:wpc="http://schemas.microsoft.com/office/word/2010/wordprocessingCanvas" xmlns:cx="http://schemas.microsoft.com/office/drawing/2014/chartex" xmlns:cx1="http://schemas.microsoft.com/office/drawing/2015/9/8/chartex" xmlns:cx2="http://schemas.microsoft.com/office/drawing/2015/10/21/chartex" xmlns:cx3="http://schemas.microsoft.com/office/drawing/2016/5/9/chartex" xmlns:cx4="http://schemas.microsoft.com/office/drawing/2016/5/10/chartex" xmlns:cx5="http://schemas.microsoft.com/office/drawing/2016/5/11/chartex" xmlns:cx6="http://schemas.microsoft.com/office/drawing/2016/5/12/chartex" xmlns:cx7="http://schemas.microsoft.com/office/drawing/2016/5/13/chartex" xmlns:cx8="http://schemas.microsoft.com/office/drawing/2016/5/14/chartex" xmlns:mc="http://schemas.openxmlformats.org/markup-compatibility/2006" xmlns:aink="http://schemas.microsoft.com/office/drawing/2016/ink" xmlns:am3d="http://schemas.microsoft.com/office/drawing/2017/model3d" xmlns:o="urn:schemas-microsoft-com:office:office" xmlns:oel="http://schemas.microsoft.com/office/2019/extlst" xmlns:r="http://schemas.openxmlformats.org/officeDocument/2006/relationships" xmlns:m="http://schemas.openxmlformats.org/officeDocument/2006/math" xmlns:v="urn:schemas-microsoft-com:vml" xmlns:wp14="http://schemas.microsoft.com/office/word/2010/wordprocessingDrawing" xmlns:wp="http://schemas.openxmlformats.org/drawingml/2006/wordprocessingDrawing" xmlns:w10="urn:schemas-microsoft-com:office:word" xmlns:w="http://schemas.openxmlformats.org/wordprocessingml/2006/main" xmlns:w14="http://schemas.microsoft.com/office/word/2010/wordml" xmlns:w15="http://schemas.microsoft.com/office/word/2012/wordml" xmlns:w16cex="http://schemas.microsoft.com/office/word/2018/wordml/cex" xmlns:w16cid="http://schemas.microsoft.com/office/word/2016/wordml/cid" xmlns:w16="http://schemas.microsoft.com/office/word/2018/wordml" xmlns:w16du="http://schemas.microsoft.com/office/word/2023/wordml/word16du" xmlns:w16sdtdh="http://schemas.microsoft.com/office/word/2020/wordml/sdtdatahash" xmlns:w16sdtfl="http://schemas.microsoft.com/office/word/2024/wordml/sdtformatlock" xmlns:w16se="http://schemas.microsoft.com/office/word/2015/wordml/symex" xmlns:wpg="http://schemas.microsoft.com/office/word/2010/wordprocessingGroup" xmlns:wpi="http://schemas.microsoft.com/office/word/2010/wordprocessingInk" xmlns:wne="http://schemas.microsoft.com/office/word/2006/wordml" xmlns:wps="http://schemas.microsoft.com/office/word/2010/wordprocessingShape" mc:Ignorable="w14 w15 w16se w16cid w16 w16cex w16sdtdh w16sdtfl w16du wp14">
+<w:footnotes xmlns:wpc="http://schemas.microsoft.com/office/word/2010/wordprocessingCanvas" xmlns:cx="http://schemas.microsoft.com/office/drawing/2014/chartex" xmlns:cx1="http://schemas.microsoft.com/office/drawing/2015/9/8/chartex" xmlns:cx2="http://schemas.microsoft.com/office/drawing/2015/10/21/chartex" xmlns:cx3="http://schemas.microsoft.com/office/drawing/2016/5/9/chartex" xmlns:cx4="http://schemas.microsoft.com/office/drawing/2016/5/10/chartex" xmlns:cx5="http://schemas.microsoft.com/office/drawing/2016/5/11/chartex" xmlns:cx6="http://schemas.microsoft.com/office/drawing/2016/5/12/chartex" xmlns:cx7="http://schemas.microsoft.com/office/drawing/2016/5/13/chartex" xmlns:cx8="http://schemas.microsoft.com/office/drawing/2016/5/14/chartex" xmlns:mc="http://schemas.openxmlformats.org/markup-compatibility/2006" xmlns:aink="http://schemas.microsoft.com/office/drawing/2016/ink" xmlns:am3d="http://schemas.microsoft.com/office/drawing/2017/model3d" xmlns:o="urn:schemas-microsoft-com:office:office" xmlns:oel="http://schemas.microsoft.com/office/2019/extlst" xmlns:r="http://schemas.openxmlformats.org/officeDocument/2006/relationships" xmlns:m="http://schemas.openxmlformats.org/officeDocument/2006/math" xmlns:v="urn:schemas-microsoft-com:vml" xmlns:wp14="http://schemas.microsoft.com/office/word/2010/wordprocessingDrawing" xmlns:wp="http://schemas.openxmlformats.org/drawingml/2006/wordprocessingDrawing" xmlns:w10="urn:schemas-microsoft-com:office:word" xmlns:w="http://schemas.openxmlformats.org/wordprocessingml/2006/main" xmlns:w14="http://schemas.microsoft.com/office/word/2010/wordml" xmlns:w15="http://schemas.microsoft.com/office/word/2012/wordml" xmlns:w16cei="http://schemas.microsoft.com/office/word/2026/wordml/cei" xmlns:w16cex="http://schemas.microsoft.com/office/word/2018/wordml/cex" xmlns:w16cid="http://schemas.microsoft.com/office/word/2016/wordml/cid" xmlns:w16="http://schemas.microsoft.com/office/word/2018/wordml" xmlns:w16du="http://schemas.microsoft.com/office/word/2023/wordml/word16du" xmlns:w16sdtdh="http://schemas.microsoft.com/office/word/2020/wordml/sdtdatahash" xmlns:w16sdtfl="http://schemas.microsoft.com/office/word/2024/wordml/sdtformatlock" xmlns:w16se="http://schemas.microsoft.com/office/word/2015/wordml/symex" xmlns:wpg="http://schemas.microsoft.com/office/word/2010/wordprocessingGroup" xmlns:wpi="http://schemas.microsoft.com/office/word/2010/wordprocessingInk" xmlns:wne="http://schemas.microsoft.com/office/word/2006/wordml" xmlns:wps="http://schemas.microsoft.com/office/word/2010/wordprocessingShape" mc:Ignorable="w14 w15 w16se w16cid w16 w16cex w16sdtdh w16sdtfl w16du wp14">
   <w:footnote w:type="separator" w:id="-1">
     <w:p>
       <w:r>
@@ -29725,7 +29745,7 @@
 </file>
 
 <file path=word/header1.xml><?xml version="1.0" encoding="utf-8"?>
-<w:hdr xmlns:wpc="http://schemas.microsoft.com/office/word/2010/wordprocessingCanvas" xmlns:cx="http://schemas.microsoft.com/office/drawing/2014/chartex" xmlns:cx1="http://schemas.microsoft.com/office/drawing/2015/9/8/chartex" xmlns:cx2="http://schemas.microsoft.com/office/drawing/2015/10/21/chartex" xmlns:cx3="http://schemas.microsoft.com/office/drawing/2016/5/9/chartex" xmlns:cx4="http://schemas.microsoft.com/office/drawing/2016/5/10/chartex" xmlns:cx5="http://schemas.microsoft.com/office/drawing/2016/5/11/chartex" xmlns:cx6="http://schemas.microsoft.com/office/drawing/2016/5/12/chartex" xmlns:cx7="http://schemas.microsoft.com/office/drawing/2016/5/13/chartex" xmlns:cx8="http://schemas.microsoft.com/office/drawing/2016/5/14/chartex" xmlns:mc="http://schemas.openxmlformats.org/markup-compatibility/2006" xmlns:aink="http://schemas.microsoft.com/office/drawing/2016/ink" xmlns:am3d="http://schemas.microsoft.com/office/drawing/2017/model3d" xmlns:o="urn:schemas-microsoft-com:office:office" xmlns:oel="http://schemas.microsoft.com/office/2019/extlst" xmlns:r="http://schemas.openxmlformats.org/officeDocument/2006/relationships" xmlns:m="http://schemas.openxmlformats.org/officeDocument/2006/math" xmlns:v="urn:schemas-microsoft-com:vml" xmlns:wp14="http://schemas.microsoft.com/office/word/2010/wordprocessingDrawing" xmlns:wp="http://schemas.openxmlformats.org/drawingml/2006/wordprocessingDrawing" xmlns:w10="urn:schemas-microsoft-com:office:word" xmlns:w="http://schemas.openxmlformats.org/wordprocessingml/2006/main" xmlns:w14="http://schemas.microsoft.com/office/word/2010/wordml" xmlns:w15="http://schemas.microsoft.com/office/word/2012/wordml" xmlns:w16cex="http://schemas.microsoft.com/office/word/2018/wordml/cex" xmlns:w16cid="http://schemas.microsoft.com/office/word/2016/wordml/cid" xmlns:w16="http://schemas.microsoft.com/office/word/2018/wordml" xmlns:w16du="http://schemas.microsoft.com/office/word/2023/wordml/word16du" xmlns:w16sdtdh="http://schemas.microsoft.com/office/word/2020/wordml/sdtdatahash" xmlns:w16sdtfl="http://schemas.microsoft.com/office/word/2024/wordml/sdtformatlock" xmlns:w16se="http://schemas.microsoft.com/office/word/2015/wordml/symex" xmlns:wpg="http://schemas.microsoft.com/office/word/2010/wordprocessingGroup" xmlns:wpi="http://schemas.microsoft.com/office/word/2010/wordprocessingInk" xmlns:wne="http://schemas.microsoft.com/office/word/2006/wordml" xmlns:wps="http://schemas.microsoft.com/office/word/2010/wordprocessingShape" mc:Ignorable="w14 w15 w16se w16cid w16 w16cex w16sdtdh w16sdtfl w16du wp14">
+<w:hdr xmlns:wpc="http://schemas.microsoft.com/office/word/2010/wordprocessingCanvas" xmlns:cx="http://schemas.microsoft.com/office/drawing/2014/chartex" xmlns:cx1="http://schemas.microsoft.com/office/drawing/2015/9/8/chartex" xmlns:cx2="http://schemas.microsoft.com/office/drawing/2015/10/21/chartex" xmlns:cx3="http://schemas.microsoft.com/office/drawing/2016/5/9/chartex" xmlns:cx4="http://schemas.microsoft.com/office/drawing/2016/5/10/chartex" xmlns:cx5="http://schemas.microsoft.com/office/drawing/2016/5/11/chartex" xmlns:cx6="http://schemas.microsoft.com/office/drawing/2016/5/12/chartex" xmlns:cx7="http://schemas.microsoft.com/office/drawing/2016/5/13/chartex" xmlns:cx8="http://schemas.microsoft.com/office/drawing/2016/5/14/chartex" xmlns:mc="http://schemas.openxmlformats.org/markup-compatibility/2006" xmlns:aink="http://schemas.microsoft.com/office/drawing/2016/ink" xmlns:am3d="http://schemas.microsoft.com/office/drawing/2017/model3d" xmlns:o="urn:schemas-microsoft-com:office:office" xmlns:oel="http://schemas.microsoft.com/office/2019/extlst" xmlns:r="http://schemas.openxmlformats.org/officeDocument/2006/relationships" xmlns:m="http://schemas.openxmlformats.org/officeDocument/2006/math" xmlns:v="urn:schemas-microsoft-com:vml" xmlns:wp14="http://schemas.microsoft.com/office/word/2010/wordprocessingDrawing" xmlns:wp="http://schemas.openxmlformats.org/drawingml/2006/wordprocessingDrawing" xmlns:w10="urn:schemas-microsoft-com:office:word" xmlns:w="http://schemas.openxmlformats.org/wordprocessingml/2006/main" xmlns:w14="http://schemas.microsoft.com/office/word/2010/wordml" xmlns:w15="http://schemas.microsoft.com/office/word/2012/wordml" xmlns:w16cei="http://schemas.microsoft.com/office/word/2026/wordml/cei" xmlns:w16cex="http://schemas.microsoft.com/office/word/2018/wordml/cex" xmlns:w16cid="http://schemas.microsoft.com/office/word/2016/wordml/cid" xmlns:w16="http://schemas.microsoft.com/office/word/2018/wordml" xmlns:w16du="http://schemas.microsoft.com/office/word/2023/wordml/word16du" xmlns:w16sdtdh="http://schemas.microsoft.com/office/word/2020/wordml/sdtdatahash" xmlns:w16sdtfl="http://schemas.microsoft.com/office/word/2024/wordml/sdtformatlock" xmlns:w16se="http://schemas.microsoft.com/office/word/2015/wordml/symex" xmlns:wpg="http://schemas.microsoft.com/office/word/2010/wordprocessingGroup" xmlns:wpi="http://schemas.microsoft.com/office/word/2010/wordprocessingInk" xmlns:wne="http://schemas.microsoft.com/office/word/2006/wordml" xmlns:wps="http://schemas.microsoft.com/office/word/2010/wordprocessingShape" mc:Ignorable="w14 w15 w16se w16cid w16 w16cex w16sdtdh w16sdtfl w16du wp14">
   <w:p>
     <w:pPr>
       <w:ind w:left="360"/>
@@ -29772,7 +29792,7 @@
 </file>
 
 <file path=word/header2.xml><?xml version="1.0" encoding="utf-8"?>
-<w:hdr xmlns:wpc="http://schemas.microsoft.com/office/word/2010/wordprocessingCanvas" xmlns:cx="http://schemas.microsoft.com/office/drawing/2014/chartex" xmlns:cx1="http://schemas.microsoft.com/office/drawing/2015/9/8/chartex" xmlns:cx2="http://schemas.microsoft.com/office/drawing/2015/10/21/chartex" xmlns:cx3="http://schemas.microsoft.com/office/drawing/2016/5/9/chartex" xmlns:cx4="http://schemas.microsoft.com/office/drawing/2016/5/10/chartex" xmlns:cx5="http://schemas.microsoft.com/office/drawing/2016/5/11/chartex" xmlns:cx6="http://schemas.microsoft.com/office/drawing/2016/5/12/chartex" xmlns:cx7="http://schemas.microsoft.com/office/drawing/2016/5/13/chartex" xmlns:cx8="http://schemas.microsoft.com/office/drawing/2016/5/14/chartex" xmlns:mc="http://schemas.openxmlformats.org/markup-compatibility/2006" xmlns:aink="http://schemas.microsoft.com/office/drawing/2016/ink" xmlns:am3d="http://schemas.microsoft.com/office/drawing/2017/model3d" xmlns:o="urn:schemas-microsoft-com:office:office" xmlns:oel="http://schemas.microsoft.com/office/2019/extlst" xmlns:r="http://schemas.openxmlformats.org/officeDocument/2006/relationships" xmlns:m="http://schemas.openxmlformats.org/officeDocument/2006/math" xmlns:v="urn:schemas-microsoft-com:vml" xmlns:wp14="http://schemas.microsoft.com/office/word/2010/wordprocessingDrawing" xmlns:wp="http://schemas.openxmlformats.org/drawingml/2006/wordprocessingDrawing" xmlns:w10="urn:schemas-microsoft-com:office:word" xmlns:w="http://schemas.openxmlformats.org/wordprocessingml/2006/main" xmlns:w14="http://schemas.microsoft.com/office/word/2010/wordml" xmlns:w15="http://schemas.microsoft.com/office/word/2012/wordml" xmlns:w16cex="http://schemas.microsoft.com/office/word/2018/wordml/cex" xmlns:w16cid="http://schemas.microsoft.com/office/word/2016/wordml/cid" xmlns:w16="http://schemas.microsoft.com/office/word/2018/wordml" xmlns:w16du="http://schemas.microsoft.com/office/word/2023/wordml/word16du" xmlns:w16sdtdh="http://schemas.microsoft.com/office/word/2020/wordml/sdtdatahash" xmlns:w16sdtfl="http://schemas.microsoft.com/office/word/2024/wordml/sdtformatlock" xmlns:w16se="http://schemas.microsoft.com/office/word/2015/wordml/symex" xmlns:wpg="http://schemas.microsoft.com/office/word/2010/wordprocessingGroup" xmlns:wpi="http://schemas.microsoft.com/office/word/2010/wordprocessingInk" xmlns:wne="http://schemas.microsoft.com/office/word/2006/wordml" xmlns:wps="http://schemas.microsoft.com/office/word/2010/wordprocessingShape" mc:Ignorable="w14 w15 w16se w16cid w16 w16cex w16sdtdh w16sdtfl w16du wp14">
+<w:hdr xmlns:wpc="http://schemas.microsoft.com/office/word/2010/wordprocessingCanvas" xmlns:cx="http://schemas.microsoft.com/office/drawing/2014/chartex" xmlns:cx1="http://schemas.microsoft.com/office/drawing/2015/9/8/chartex" xmlns:cx2="http://schemas.microsoft.com/office/drawing/2015/10/21/chartex" xmlns:cx3="http://schemas.microsoft.com/office/drawing/2016/5/9/chartex" xmlns:cx4="http://schemas.microsoft.com/office/drawing/2016/5/10/chartex" xmlns:cx5="http://schemas.microsoft.com/office/drawing/2016/5/11/chartex" xmlns:cx6="http://schemas.microsoft.com/office/drawing/2016/5/12/chartex" xmlns:cx7="http://schemas.microsoft.com/office/drawing/2016/5/13/chartex" xmlns:cx8="http://schemas.microsoft.com/office/drawing/2016/5/14/chartex" xmlns:mc="http://schemas.openxmlformats.org/markup-compatibility/2006" xmlns:aink="http://schemas.microsoft.com/office/drawing/2016/ink" xmlns:am3d="http://schemas.microsoft.com/office/drawing/2017/model3d" xmlns:o="urn:schemas-microsoft-com:office:office" xmlns:oel="http://schemas.microsoft.com/office/2019/extlst" xmlns:r="http://schemas.openxmlformats.org/officeDocument/2006/relationships" xmlns:m="http://schemas.openxmlformats.org/officeDocument/2006/math" xmlns:v="urn:schemas-microsoft-com:vml" xmlns:wp14="http://schemas.microsoft.com/office/word/2010/wordprocessingDrawing" xmlns:wp="http://schemas.openxmlformats.org/drawingml/2006/wordprocessingDrawing" xmlns:w10="urn:schemas-microsoft-com:office:word" xmlns:w="http://schemas.openxmlformats.org/wordprocessingml/2006/main" xmlns:w14="http://schemas.microsoft.com/office/word/2010/wordml" xmlns:w15="http://schemas.microsoft.com/office/word/2012/wordml" xmlns:w16cei="http://schemas.microsoft.com/office/word/2026/wordml/cei" xmlns:w16cex="http://schemas.microsoft.com/office/word/2018/wordml/cex" xmlns:w16cid="http://schemas.microsoft.com/office/word/2016/wordml/cid" xmlns:w16="http://schemas.microsoft.com/office/word/2018/wordml" xmlns:w16du="http://schemas.microsoft.com/office/word/2023/wordml/word16du" xmlns:w16sdtdh="http://schemas.microsoft.com/office/word/2020/wordml/sdtdatahash" xmlns:w16sdtfl="http://schemas.microsoft.com/office/word/2024/wordml/sdtformatlock" xmlns:w16se="http://schemas.microsoft.com/office/word/2015/wordml/symex" xmlns:wpg="http://schemas.microsoft.com/office/word/2010/wordprocessingGroup" xmlns:wpi="http://schemas.microsoft.com/office/word/2010/wordprocessingInk" xmlns:wne="http://schemas.microsoft.com/office/word/2006/wordml" xmlns:wps="http://schemas.microsoft.com/office/word/2010/wordprocessingShape" mc:Ignorable="w14 w15 w16se w16cid w16 w16cex w16sdtdh w16sdtfl w16du wp14">
   <w:p>
     <w:pPr>
       <w:ind w:left="360"/>
@@ -29801,7 +29821,7 @@
 </file>
 
 <file path=word/header3.xml><?xml version="1.0" encoding="utf-8"?>
-<w:hdr xmlns:wpc="http://schemas.microsoft.com/office/word/2010/wordprocessingCanvas" xmlns:cx="http://schemas.microsoft.com/office/drawing/2014/chartex" xmlns:cx1="http://schemas.microsoft.com/office/drawing/2015/9/8/chartex" xmlns:cx2="http://schemas.microsoft.com/office/drawing/2015/10/21/chartex" xmlns:cx3="http://schemas.microsoft.com/office/drawing/2016/5/9/chartex" xmlns:cx4="http://schemas.microsoft.com/office/drawing/2016/5/10/chartex" xmlns:cx5="http://schemas.microsoft.com/office/drawing/2016/5/11/chartex" xmlns:cx6="http://schemas.microsoft.com/office/drawing/2016/5/12/chartex" xmlns:cx7="http://schemas.microsoft.com/office/drawing/2016/5/13/chartex" xmlns:cx8="http://schemas.microsoft.com/office/drawing/2016/5/14/chartex" xmlns:mc="http://schemas.openxmlformats.org/markup-compatibility/2006" xmlns:aink="http://schemas.microsoft.com/office/drawing/2016/ink" xmlns:am3d="http://schemas.microsoft.com/office/drawing/2017/model3d" xmlns:o="urn:schemas-microsoft-com:office:office" xmlns:oel="http://schemas.microsoft.com/office/2019/extlst" xmlns:r="http://schemas.openxmlformats.org/officeDocument/2006/relationships" xmlns:m="http://schemas.openxmlformats.org/officeDocument/2006/math" xmlns:v="urn:schemas-microsoft-com:vml" xmlns:wp14="http://schemas.microsoft.com/office/word/2010/wordprocessingDrawing" xmlns:wp="http://schemas.openxmlformats.org/drawingml/2006/wordprocessingDrawing" xmlns:w10="urn:schemas-microsoft-com:office:word" xmlns:w="http://schemas.openxmlformats.org/wordprocessingml/2006/main" xmlns:w14="http://schemas.microsoft.com/office/word/2010/wordml" xmlns:w15="http://schemas.microsoft.com/office/word/2012/wordml" xmlns:w16cex="http://schemas.microsoft.com/office/word/2018/wordml/cex" xmlns:w16cid="http://schemas.microsoft.com/office/word/2016/wordml/cid" xmlns:w16="http://schemas.microsoft.com/office/word/2018/wordml" xmlns:w16du="http://schemas.microsoft.com/office/word/2023/wordml/word16du" xmlns:w16sdtdh="http://schemas.microsoft.com/office/word/2020/wordml/sdtdatahash" xmlns:w16sdtfl="http://schemas.microsoft.com/office/word/2024/wordml/sdtformatlock" xmlns:w16se="http://schemas.microsoft.com/office/word/2015/wordml/symex" xmlns:wpg="http://schemas.microsoft.com/office/word/2010/wordprocessingGroup" xmlns:wpi="http://schemas.microsoft.com/office/word/2010/wordprocessingInk" xmlns:wne="http://schemas.microsoft.com/office/word/2006/wordml" xmlns:wps="http://schemas.microsoft.com/office/word/2010/wordprocessingShape" mc:Ignorable="w14 w15 w16se w16cid w16 w16cex w16sdtdh w16sdtfl w16du wp14">
+<w:hdr xmlns:wpc="http://schemas.microsoft.com/office/word/2010/wordprocessingCanvas" xmlns:cx="http://schemas.microsoft.com/office/drawing/2014/chartex" xmlns:cx1="http://schemas.microsoft.com/office/drawing/2015/9/8/chartex" xmlns:cx2="http://schemas.microsoft.com/office/drawing/2015/10/21/chartex" xmlns:cx3="http://schemas.microsoft.com/office/drawing/2016/5/9/chartex" xmlns:cx4="http://schemas.microsoft.com/office/drawing/2016/5/10/chartex" xmlns:cx5="http://schemas.microsoft.com/office/drawing/2016/5/11/chartex" xmlns:cx6="http://schemas.microsoft.com/office/drawing/2016/5/12/chartex" xmlns:cx7="http://schemas.microsoft.com/office/drawing/2016/5/13/chartex" xmlns:cx8="http://schemas.microsoft.com/office/drawing/2016/5/14/chartex" xmlns:mc="http://schemas.openxmlformats.org/markup-compatibility/2006" xmlns:aink="http://schemas.microsoft.com/office/drawing/2016/ink" xmlns:am3d="http://schemas.microsoft.com/office/drawing/2017/model3d" xmlns:o="urn:schemas-microsoft-com:office:office" xmlns:oel="http://schemas.microsoft.com/office/2019/extlst" xmlns:r="http://schemas.openxmlformats.org/officeDocument/2006/relationships" xmlns:m="http://schemas.openxmlformats.org/officeDocument/2006/math" xmlns:v="urn:schemas-microsoft-com:vml" xmlns:wp14="http://schemas.microsoft.com/office/word/2010/wordprocessingDrawing" xmlns:wp="http://schemas.openxmlformats.org/drawingml/2006/wordprocessingDrawing" xmlns:w10="urn:schemas-microsoft-com:office:word" xmlns:w="http://schemas.openxmlformats.org/wordprocessingml/2006/main" xmlns:w14="http://schemas.microsoft.com/office/word/2010/wordml" xmlns:w15="http://schemas.microsoft.com/office/word/2012/wordml" xmlns:w16cei="http://schemas.microsoft.com/office/word/2026/wordml/cei" xmlns:w16cex="http://schemas.microsoft.com/office/word/2018/wordml/cex" xmlns:w16cid="http://schemas.microsoft.com/office/word/2016/wordml/cid" xmlns:w16="http://schemas.microsoft.com/office/word/2018/wordml" xmlns:w16du="http://schemas.microsoft.com/office/word/2023/wordml/word16du" xmlns:w16sdtdh="http://schemas.microsoft.com/office/word/2020/wordml/sdtdatahash" xmlns:w16sdtfl="http://schemas.microsoft.com/office/word/2024/wordml/sdtformatlock" xmlns:w16se="http://schemas.microsoft.com/office/word/2015/wordml/symex" xmlns:wpg="http://schemas.microsoft.com/office/word/2010/wordprocessingGroup" xmlns:wpi="http://schemas.microsoft.com/office/word/2010/wordprocessingInk" xmlns:wne="http://schemas.microsoft.com/office/word/2006/wordml" xmlns:wps="http://schemas.microsoft.com/office/word/2010/wordprocessingShape" mc:Ignorable="w14 w15 w16se w16cid w16 w16cex w16sdtdh w16sdtfl w16du wp14">
   <w:p>
     <w:pPr>
       <w:ind w:left="360"/>
@@ -29842,7 +29862,7 @@
 </file>
 
 <file path=word/numbering.xml><?xml version="1.0" encoding="utf-8"?>
-<w:numbering xmlns:wpc="http://schemas.microsoft.com/office/word/2010/wordprocessingCanvas" xmlns:cx="http://schemas.microsoft.com/office/drawing/2014/chartex" xmlns:cx1="http://schemas.microsoft.com/office/drawing/2015/9/8/chartex" xmlns:cx2="http://schemas.microsoft.com/office/drawing/2015/10/21/chartex" xmlns:cx3="http://schemas.microsoft.com/office/drawing/2016/5/9/chartex" xmlns:cx4="http://schemas.microsoft.com/office/drawing/2016/5/10/chartex" xmlns:cx5="http://schemas.microsoft.com/office/drawing/2016/5/11/chartex" xmlns:cx6="http://schemas.microsoft.com/office/drawing/2016/5/12/chartex" xmlns:cx7="http://schemas.microsoft.com/office/drawing/2016/5/13/chartex" xmlns:cx8="http://schemas.microsoft.com/office/drawing/2016/5/14/chartex" xmlns:mc="http://schemas.openxmlformats.org/markup-compatibility/2006" xmlns:aink="http://schemas.microsoft.com/office/drawing/2016/ink" xmlns:am3d="http://schemas.microsoft.com/office/drawing/2017/model3d" xmlns:o="urn:schemas-microsoft-com:office:office" xmlns:oel="http://schemas.microsoft.com/office/2019/extlst" xmlns:r="http://schemas.openxmlformats.org/officeDocument/2006/relationships" xmlns:m="http://schemas.openxmlformats.org/officeDocument/2006/math" xmlns:v="urn:schemas-microsoft-com:vml" xmlns:wp14="http://schemas.microsoft.com/office/word/2010/wordprocessingDrawing" xmlns:wp="http://schemas.openxmlformats.org/drawingml/2006/wordprocessingDrawing" xmlns:w10="urn:schemas-microsoft-com:office:word" xmlns:w="http://schemas.openxmlformats.org/wordprocessingml/2006/main" xmlns:w14="http://schemas.microsoft.com/office/word/2010/wordml" xmlns:w15="http://schemas.microsoft.com/office/word/2012/wordml" xmlns:w16cex="http://schemas.microsoft.com/office/word/2018/wordml/cex" xmlns:w16cid="http://schemas.microsoft.com/office/word/2016/wordml/cid" xmlns:w16="http://schemas.microsoft.com/office/word/2018/wordml" xmlns:w16du="http://schemas.microsoft.com/office/word/2023/wordml/word16du" xmlns:w16sdtdh="http://schemas.microsoft.com/office/word/2020/wordml/sdtdatahash" xmlns:w16sdtfl="http://schemas.microsoft.com/office/word/2024/wordml/sdtformatlock" xmlns:w16se="http://schemas.microsoft.com/office/word/2015/wordml/symex" xmlns:wpg="http://schemas.microsoft.com/office/word/2010/wordprocessingGroup" xmlns:wpi="http://schemas.microsoft.com/office/word/2010/wordprocessingInk" xmlns:wne="http://schemas.microsoft.com/office/word/2006/wordml" xmlns:wps="http://schemas.microsoft.com/office/word/2010/wordprocessingShape" mc:Ignorable="w14 w15 w16se w16cid w16 w16cex w16sdtdh w16sdtfl w16du wp14">
+<w:numbering xmlns:wpc="http://schemas.microsoft.com/office/word/2010/wordprocessingCanvas" xmlns:cx="http://schemas.microsoft.com/office/drawing/2014/chartex" xmlns:cx1="http://schemas.microsoft.com/office/drawing/2015/9/8/chartex" xmlns:cx2="http://schemas.microsoft.com/office/drawing/2015/10/21/chartex" xmlns:cx3="http://schemas.microsoft.com/office/drawing/2016/5/9/chartex" xmlns:cx4="http://schemas.microsoft.com/office/drawing/2016/5/10/chartex" xmlns:cx5="http://schemas.microsoft.com/office/drawing/2016/5/11/chartex" xmlns:cx6="http://schemas.microsoft.com/office/drawing/2016/5/12/chartex" xmlns:cx7="http://schemas.microsoft.com/office/drawing/2016/5/13/chartex" xmlns:cx8="http://schemas.microsoft.com/office/drawing/2016/5/14/chartex" xmlns:mc="http://schemas.openxmlformats.org/markup-compatibility/2006" xmlns:aink="http://schemas.microsoft.com/office/drawing/2016/ink" xmlns:am3d="http://schemas.microsoft.com/office/drawing/2017/model3d" xmlns:o="urn:schemas-microsoft-com:office:office" xmlns:oel="http://schemas.microsoft.com/office/2019/extlst" xmlns:r="http://schemas.openxmlformats.org/officeDocument/2006/relationships" xmlns:m="http://schemas.openxmlformats.org/officeDocument/2006/math" xmlns:v="urn:schemas-microsoft-com:vml" xmlns:wp14="http://schemas.microsoft.com/office/word/2010/wordprocessingDrawing" xmlns:wp="http://schemas.openxmlformats.org/drawingml/2006/wordprocessingDrawing" xmlns:w10="urn:schemas-microsoft-com:office:word" xmlns:w="http://schemas.openxmlformats.org/wordprocessingml/2006/main" xmlns:w14="http://schemas.microsoft.com/office/word/2010/wordml" xmlns:w15="http://schemas.microsoft.com/office/word/2012/wordml" xmlns:w16cei="http://schemas.microsoft.com/office/word/2026/wordml/cei" xmlns:w16cex="http://schemas.microsoft.com/office/word/2018/wordml/cex" xmlns:w16cid="http://schemas.microsoft.com/office/word/2016/wordml/cid" xmlns:w16="http://schemas.microsoft.com/office/word/2018/wordml" xmlns:w16du="http://schemas.microsoft.com/office/word/2023/wordml/word16du" xmlns:w16sdtdh="http://schemas.microsoft.com/office/word/2020/wordml/sdtdatahash" xmlns:w16sdtfl="http://schemas.microsoft.com/office/word/2024/wordml/sdtformatlock" xmlns:w16se="http://schemas.microsoft.com/office/word/2015/wordml/symex" xmlns:wpg="http://schemas.microsoft.com/office/word/2010/wordprocessingGroup" xmlns:wpi="http://schemas.microsoft.com/office/word/2010/wordprocessingInk" xmlns:wne="http://schemas.microsoft.com/office/word/2006/wordml" xmlns:wps="http://schemas.microsoft.com/office/word/2010/wordprocessingShape" mc:Ignorable="w14 w15 w16se w16cid w16 w16cex w16sdtdh w16sdtfl w16du wp14">
   <w:abstractNum w:abstractNumId="0" w15:restartNumberingAfterBreak="0">
     <w:nsid w:val="00000001"/>
     <w:multiLevelType w:val="multilevel"/>
@@ -34246,7 +34266,7 @@
 </file>
 
 <file path=word/glossary/document.xml><?xml version="1.0" encoding="utf-8"?>
-<w:glossaryDocument xmlns:wpc="http://schemas.microsoft.com/office/word/2010/wordprocessingCanvas" xmlns:cx="http://schemas.microsoft.com/office/drawing/2014/chartex" xmlns:cx1="http://schemas.microsoft.com/office/drawing/2015/9/8/chartex" xmlns:cx2="http://schemas.microsoft.com/office/drawing/2015/10/21/chartex" xmlns:cx3="http://schemas.microsoft.com/office/drawing/2016/5/9/chartex" xmlns:cx4="http://schemas.microsoft.com/office/drawing/2016/5/10/chartex" xmlns:cx5="http://schemas.microsoft.com/office/drawing/2016/5/11/chartex" xmlns:cx6="http://schemas.microsoft.com/office/drawing/2016/5/12/chartex" xmlns:cx7="http://schemas.microsoft.com/office/drawing/2016/5/13/chartex" xmlns:cx8="http://schemas.microsoft.com/office/drawing/2016/5/14/chartex" xmlns:mc="http://schemas.openxmlformats.org/markup-compatibility/2006" xmlns:aink="http://schemas.microsoft.com/office/drawing/2016/ink" xmlns:am3d="http://schemas.microsoft.com/office/drawing/2017/model3d" xmlns:o="urn:schemas-microsoft-com:office:office" xmlns:oel="http://schemas.microsoft.com/office/2019/extlst" xmlns:r="http://schemas.openxmlformats.org/officeDocument/2006/relationships" xmlns:m="http://schemas.openxmlformats.org/officeDocument/2006/math" xmlns:v="urn:schemas-microsoft-com:vml" xmlns:wp14="http://schemas.microsoft.com/office/word/2010/wordprocessingDrawing" xmlns:wp="http://schemas.openxmlformats.org/drawingml/2006/wordprocessingDrawing" xmlns:w10="urn:schemas-microsoft-com:office:word" xmlns:w="http://schemas.openxmlformats.org/wordprocessingml/2006/main" xmlns:w14="http://schemas.microsoft.com/office/word/2010/wordml" xmlns:w15="http://schemas.microsoft.com/office/word/2012/wordml" xmlns:w16cex="http://schemas.microsoft.com/office/word/2018/wordml/cex" xmlns:w16cid="http://schemas.microsoft.com/office/word/2016/wordml/cid" xmlns:w16="http://schemas.microsoft.com/office/word/2018/wordml" xmlns:w16du="http://schemas.microsoft.com/office/word/2023/wordml/word16du" xmlns:w16sdtdh="http://schemas.microsoft.com/office/word/2020/wordml/sdtdatahash" xmlns:w16sdtfl="http://schemas.microsoft.com/office/word/2024/wordml/sdtformatlock" xmlns:w16se="http://schemas.microsoft.com/office/word/2015/wordml/symex" xmlns:wpg="http://schemas.microsoft.com/office/word/2010/wordprocessingGroup" xmlns:wpi="http://schemas.microsoft.com/office/word/2010/wordprocessingInk" xmlns:wne="http://schemas.microsoft.com/office/word/2006/wordml" xmlns:wps="http://schemas.microsoft.com/office/word/2010/wordprocessingShape" mc:Ignorable="w14 w15 w16se w16cid w16 w16cex w16sdtdh w16sdtfl w16du wp14">
+<w:glossaryDocument xmlns:wpc="http://schemas.microsoft.com/office/word/2010/wordprocessingCanvas" xmlns:cx="http://schemas.microsoft.com/office/drawing/2014/chartex" xmlns:cx1="http://schemas.microsoft.com/office/drawing/2015/9/8/chartex" xmlns:cx2="http://schemas.microsoft.com/office/drawing/2015/10/21/chartex" xmlns:cx3="http://schemas.microsoft.com/office/drawing/2016/5/9/chartex" xmlns:cx4="http://schemas.microsoft.com/office/drawing/2016/5/10/chartex" xmlns:cx5="http://schemas.microsoft.com/office/drawing/2016/5/11/chartex" xmlns:cx6="http://schemas.microsoft.com/office/drawing/2016/5/12/chartex" xmlns:cx7="http://schemas.microsoft.com/office/drawing/2016/5/13/chartex" xmlns:cx8="http://schemas.microsoft.com/office/drawing/2016/5/14/chartex" xmlns:mc="http://schemas.openxmlformats.org/markup-compatibility/2006" xmlns:aink="http://schemas.microsoft.com/office/drawing/2016/ink" xmlns:am3d="http://schemas.microsoft.com/office/drawing/2017/model3d" xmlns:o="urn:schemas-microsoft-com:office:office" xmlns:oel="http://schemas.microsoft.com/office/2019/extlst" xmlns:r="http://schemas.openxmlformats.org/officeDocument/2006/relationships" xmlns:m="http://schemas.openxmlformats.org/officeDocument/2006/math" xmlns:v="urn:schemas-microsoft-com:vml" xmlns:wp14="http://schemas.microsoft.com/office/word/2010/wordprocessingDrawing" xmlns:wp="http://schemas.openxmlformats.org/drawingml/2006/wordprocessingDrawing" xmlns:w10="urn:schemas-microsoft-com:office:word" xmlns:w="http://schemas.openxmlformats.org/wordprocessingml/2006/main" xmlns:w14="http://schemas.microsoft.com/office/word/2010/wordml" xmlns:w15="http://schemas.microsoft.com/office/word/2012/wordml" xmlns:w16cei="http://schemas.microsoft.com/office/word/2026/wordml/cei" xmlns:w16cex="http://schemas.microsoft.com/office/word/2018/wordml/cex" xmlns:w16cid="http://schemas.microsoft.com/office/word/2016/wordml/cid" xmlns:w16="http://schemas.microsoft.com/office/word/2018/wordml" xmlns:w16du="http://schemas.microsoft.com/office/word/2023/wordml/word16du" xmlns:w16sdtdh="http://schemas.microsoft.com/office/word/2020/wordml/sdtdatahash" xmlns:w16sdtfl="http://schemas.microsoft.com/office/word/2024/wordml/sdtformatlock" xmlns:w16se="http://schemas.microsoft.com/office/word/2015/wordml/symex" xmlns:wpg="http://schemas.microsoft.com/office/word/2010/wordprocessingGroup" xmlns:wpi="http://schemas.microsoft.com/office/word/2010/wordprocessingInk" xmlns:wne="http://schemas.microsoft.com/office/word/2006/wordml" xmlns:wps="http://schemas.microsoft.com/office/word/2010/wordprocessingShape" mc:Ignorable="w14 w15 w16se w16cid w16 w16cex w16sdtdh w16sdtfl w16du wp14">
   <w:docParts>
     <w:docPart>
       <w:docPartPr>
@@ -34548,6 +34568,7 @@
     <w:rsid w:val="003445DF"/>
     <w:rsid w:val="00401604"/>
     <w:rsid w:val="0044108A"/>
+    <w:rsid w:val="00487C03"/>
     <w:rsid w:val="004D79E1"/>
     <w:rsid w:val="004F2048"/>
     <w:rsid w:val="005673DA"/>
@@ -34580,6 +34601,7 @@
     <w:rsid w:val="00E27897"/>
     <w:rsid w:val="00E611B6"/>
     <w:rsid w:val="00EB35FA"/>
+    <w:rsid w:val="00ED6DA3"/>
     <w:rsid w:val="00F237B6"/>
     <w:rsid w:val="00FA1D5A"/>
   </w:rsids>
